--- a/module4/lab3/lab3.docx
+++ b/module4/lab3/lab3.docx
@@ -25,7 +25,7 @@
                     </pic:cNvPicPr>
                   </pic:nvPicPr>
                   <pic:blipFill>
-                    <a:blip r:embed="rId4">
+                    <a:blip r:embed="rId6">
                       <a:extLst>
                         <a:ext uri="{28A0092B-C50C-407E-A947-70E740481C1C}">
                           <a14:useLocalDpi xmlns:a14="http://schemas.microsoft.com/office/drawing/2010/main" val="0"/>
@@ -71,7 +71,15 @@
         <w:t xml:space="preserve"> </w:t>
       </w:r>
       <w:r>
-        <w:t>коммутаторами использовать Native VLAN</w:t>
+        <w:t xml:space="preserve">коммутаторами использовать </w:t>
+      </w:r>
+      <w:proofErr w:type="spellStart"/>
+      <w:r>
+        <w:t>Native</w:t>
+      </w:r>
+      <w:proofErr w:type="spellEnd"/>
+      <w:r>
+        <w:t xml:space="preserve"> VLAN</w:t>
       </w:r>
     </w:p>
     <w:p>
@@ -80,6 +88,36 @@
       </w:r>
     </w:p>
     <w:p>
+      <w:proofErr w:type="spellStart"/>
+      <w:r>
+        <w:rPr>
+          <w:lang w:val="en-US"/>
+        </w:rPr>
+        <w:t>ena</w:t>
+      </w:r>
+      <w:proofErr w:type="spellEnd"/>
+    </w:p>
+    <w:p>
+      <w:r>
+        <w:rPr>
+          <w:lang w:val="en-US"/>
+        </w:rPr>
+        <w:t>conf</w:t>
+      </w:r>
+      <w:r>
+        <w:t xml:space="preserve"> </w:t>
+      </w:r>
+      <w:r>
+        <w:rPr>
+          <w:lang w:val="en-US"/>
+        </w:rPr>
+        <w:t>t</w:t>
+      </w:r>
+      <w:r>
+        <w:t xml:space="preserve"> </w:t>
+      </w:r>
+    </w:p>
+    <w:p>
       <w:pPr>
         <w:rPr>
           <w:lang w:val="en-US"/>
@@ -89,7 +127,21 @@
         <w:rPr>
           <w:lang w:val="en-US"/>
         </w:rPr>
-        <w:t>ena</w:t>
+        <w:t xml:space="preserve">int </w:t>
+      </w:r>
+      <w:proofErr w:type="spellStart"/>
+      <w:r>
+        <w:rPr>
+          <w:lang w:val="en-US"/>
+        </w:rPr>
+        <w:t>giX</w:t>
+      </w:r>
+      <w:proofErr w:type="spellEnd"/>
+      <w:r>
+        <w:rPr>
+          <w:lang w:val="en-US"/>
+        </w:rPr>
+        <w:t>/Y</w:t>
       </w:r>
     </w:p>
     <w:p>
@@ -98,11 +150,19 @@
           <w:lang w:val="en-US"/>
         </w:rPr>
       </w:pPr>
-      <w:r>
-        <w:rPr>
-          <w:lang w:val="en-US"/>
-        </w:rPr>
-        <w:t xml:space="preserve">conf t </w:t>
+      <w:proofErr w:type="spellStart"/>
+      <w:r>
+        <w:rPr>
+          <w:lang w:val="en-US"/>
+        </w:rPr>
+        <w:t>sw</w:t>
+      </w:r>
+      <w:proofErr w:type="spellEnd"/>
+      <w:r>
+        <w:rPr>
+          <w:lang w:val="en-US"/>
+        </w:rPr>
+        <w:t xml:space="preserve"> t enc dot1q</w:t>
       </w:r>
     </w:p>
     <w:p>
@@ -111,11 +171,33 @@
           <w:lang w:val="en-US"/>
         </w:rPr>
       </w:pPr>
-      <w:r>
-        <w:rPr>
-          <w:lang w:val="en-US"/>
-        </w:rPr>
-        <w:t>int giX/Y</w:t>
+      <w:proofErr w:type="spellStart"/>
+      <w:r>
+        <w:rPr>
+          <w:lang w:val="en-US"/>
+        </w:rPr>
+        <w:t>sw</w:t>
+      </w:r>
+      <w:proofErr w:type="spellEnd"/>
+      <w:r>
+        <w:rPr>
+          <w:lang w:val="en-US"/>
+        </w:rPr>
+        <w:t xml:space="preserve"> t </w:t>
+      </w:r>
+      <w:proofErr w:type="spellStart"/>
+      <w:r>
+        <w:rPr>
+          <w:lang w:val="en-US"/>
+        </w:rPr>
+        <w:t>na</w:t>
+      </w:r>
+      <w:proofErr w:type="spellEnd"/>
+      <w:r>
+        <w:rPr>
+          <w:lang w:val="en-US"/>
+        </w:rPr>
+        <w:t xml:space="preserve"> v 333</w:t>
       </w:r>
     </w:p>
     <w:p>
@@ -124,45 +206,22 @@
           <w:lang w:val="en-US"/>
         </w:rPr>
       </w:pPr>
-      <w:r>
-        <w:rPr>
-          <w:lang w:val="en-US"/>
-        </w:rPr>
-        <w:t>sw t enc dot1q</w:t>
-      </w:r>
-    </w:p>
-    <w:p>
-      <w:pPr>
-        <w:rPr>
-          <w:lang w:val="en-US"/>
-        </w:rPr>
-      </w:pPr>
-      <w:r>
-        <w:rPr>
-          <w:lang w:val="en-US"/>
-        </w:rPr>
-        <w:t>sw t na v 333</w:t>
-      </w:r>
-    </w:p>
-    <w:p>
-      <w:pPr>
-        <w:rPr>
-          <w:lang w:val="en-US"/>
-        </w:rPr>
-      </w:pPr>
-      <w:r>
-        <w:rPr>
-          <w:lang w:val="en-US"/>
-        </w:rPr>
-        <w:t>sw t al v 20,333</w:t>
-      </w:r>
-    </w:p>
-    <w:p>
-      <w:pPr>
-        <w:rPr>
-          <w:lang w:val="en-US"/>
-        </w:rPr>
-      </w:pPr>
+      <w:proofErr w:type="spellStart"/>
+      <w:r>
+        <w:rPr>
+          <w:lang w:val="en-US"/>
+        </w:rPr>
+        <w:t>sw</w:t>
+      </w:r>
+      <w:proofErr w:type="spellEnd"/>
+      <w:r>
+        <w:rPr>
+          <w:lang w:val="en-US"/>
+        </w:rPr>
+        <w:t xml:space="preserve"> t al v 20,333</w:t>
+      </w:r>
+    </w:p>
+    <w:p>
       <w:r>
         <w:rPr>
           <w:lang w:val="en-US"/>
@@ -176,38 +235,42 @@
       </w:r>
     </w:p>
     <w:p>
-      <w:pPr>
-        <w:rPr>
-          <w:lang w:val="en-US"/>
-        </w:rPr>
-      </w:pPr>
-      <w:r>
-        <w:rPr>
-          <w:lang w:val="en-US"/>
-        </w:rPr>
-        <w:t>int gi1/X</w:t>
-      </w:r>
-    </w:p>
-    <w:p>
-      <w:pPr>
-        <w:rPr>
-          <w:lang w:val="en-US"/>
-        </w:rPr>
-      </w:pPr>
-      <w:r>
-        <w:rPr>
-          <w:lang w:val="en-US"/>
-        </w:rPr>
-        <w:t>sw m ac</w:t>
-      </w:r>
-    </w:p>
-    <w:p>
+      <w:r>
+        <w:rPr>
+          <w:lang w:val="en-US"/>
+        </w:rPr>
+        <w:t>int</w:t>
+      </w:r>
+      <w:r>
+        <w:t xml:space="preserve"> </w:t>
+      </w:r>
+      <w:proofErr w:type="spellStart"/>
+      <w:r>
+        <w:rPr>
+          <w:lang w:val="en-US"/>
+        </w:rPr>
+        <w:t>gi</w:t>
+      </w:r>
+      <w:proofErr w:type="spellEnd"/>
+      <w:r>
+        <w:t>1/</w:t>
+      </w:r>
+      <w:r>
+        <w:rPr>
+          <w:lang w:val="en-US"/>
+        </w:rPr>
+        <w:t>X</w:t>
+      </w:r>
+    </w:p>
+    <w:p>
+      <w:proofErr w:type="spellStart"/>
       <w:r>
         <w:rPr>
           <w:lang w:val="en-US"/>
         </w:rPr>
         <w:t>sw</w:t>
       </w:r>
+      <w:proofErr w:type="spellEnd"/>
       <w:r>
         <w:t xml:space="preserve"> </w:t>
       </w:r>
@@ -215,8 +278,27 @@
         <w:rPr>
           <w:lang w:val="en-US"/>
         </w:rPr>
+        <w:t>m</w:t>
+      </w:r>
+      <w:r>
+        <w:t xml:space="preserve"> </w:t>
+      </w:r>
+      <w:r>
+        <w:rPr>
+          <w:lang w:val="en-US"/>
+        </w:rPr>
         <w:t>ac</w:t>
       </w:r>
+    </w:p>
+    <w:p>
+      <w:proofErr w:type="spellStart"/>
+      <w:r>
+        <w:rPr>
+          <w:lang w:val="en-US"/>
+        </w:rPr>
+        <w:t>sw</w:t>
+      </w:r>
+      <w:proofErr w:type="spellEnd"/>
       <w:r>
         <w:t xml:space="preserve"> </w:t>
       </w:r>
@@ -224,6 +306,15 @@
         <w:rPr>
           <w:lang w:val="en-US"/>
         </w:rPr>
+        <w:t>ac</w:t>
+      </w:r>
+      <w:r>
+        <w:t xml:space="preserve"> </w:t>
+      </w:r>
+      <w:r>
+        <w:rPr>
+          <w:lang w:val="en-US"/>
+        </w:rPr>
         <w:t>v</w:t>
       </w:r>
       <w:r>
@@ -235,12 +326,14 @@
       <w:r>
         <w:t xml:space="preserve"> </w:t>
       </w:r>
+      <w:proofErr w:type="spellStart"/>
       <w:r>
         <w:rPr>
           <w:lang w:val="en-US"/>
         </w:rPr>
         <w:t>sw</w:t>
       </w:r>
+      <w:proofErr w:type="spellEnd"/>
       <w:r>
         <w:t xml:space="preserve"> </w:t>
       </w:r>
@@ -267,11 +360,6 @@
       </w:r>
     </w:p>
     <w:p>
-      <w:pPr>
-        <w:rPr>
-          <w:lang w:val="en-US"/>
-        </w:rPr>
-      </w:pPr>
       <w:r>
         <w:rPr>
           <w:lang w:val="en-US"/>
@@ -367,6 +455,7 @@
       </w:pPr>
       <w:r>
         <w:rPr>
+          <w:noProof/>
           <w:lang w:val="en-US"/>
         </w:rPr>
         <w:drawing>
@@ -374,132 +463,6 @@
             <wp:extent cx="5601482" cy="1333686"/>
             <wp:effectExtent l="0" t="0" r="0" b="0"/>
             <wp:docPr id="2" name="Рисунок 2"/>
-            <wp:cNvGraphicFramePr>
-              <a:graphicFrameLocks xmlns:a="http://schemas.openxmlformats.org/drawingml/2006/main" noChangeAspect="1"/>
-            </wp:cNvGraphicFramePr>
-            <a:graphic xmlns:a="http://schemas.openxmlformats.org/drawingml/2006/main">
-              <a:graphicData uri="http://schemas.openxmlformats.org/drawingml/2006/picture">
-                <pic:pic xmlns:pic="http://schemas.openxmlformats.org/drawingml/2006/picture">
-                  <pic:nvPicPr>
-                    <pic:cNvPr id="1" name=""/>
-                    <pic:cNvPicPr/>
-                  </pic:nvPicPr>
-                  <pic:blipFill>
-                    <a:blip r:embed="rId5"/>
-                    <a:stretch>
-                      <a:fillRect/>
-                    </a:stretch>
-                  </pic:blipFill>
-                  <pic:spPr>
-                    <a:xfrm>
-                      <a:off x="0" y="0"/>
-                      <a:ext cx="5601482" cy="1333686"/>
-                    </a:xfrm>
-                    <a:prstGeom prst="rect">
-                      <a:avLst/>
-                    </a:prstGeom>
-                  </pic:spPr>
-                </pic:pic>
-              </a:graphicData>
-            </a:graphic>
-          </wp:inline>
-        </w:drawing>
-      </w:r>
-    </w:p>
-    <w:p>
-      <w:pPr>
-        <w:rPr>
-          <w:lang w:val="en-US"/>
-        </w:rPr>
-      </w:pPr>
-      <w:r>
-        <w:rPr>
-          <w:lang w:val="en-US"/>
-        </w:rPr>
-        <w:t>Ping 10.10.33.2</w:t>
-      </w:r>
-    </w:p>
-    <w:p>
-      <w:pPr>
-        <w:rPr>
-          <w:lang w:val="en-US"/>
-        </w:rPr>
-      </w:pPr>
-      <w:r>
-        <w:rPr>
-          <w:lang w:val="en-US"/>
-        </w:rPr>
-        <w:drawing>
-          <wp:inline distT="0" distB="0" distL="0" distR="0" wp14:anchorId="0D19E6CD" wp14:editId="35B810F4">
-            <wp:extent cx="1895740" cy="676369"/>
-            <wp:effectExtent l="0" t="0" r="9525" b="0"/>
-            <wp:docPr id="3" name="Рисунок 3"/>
-            <wp:cNvGraphicFramePr>
-              <a:graphicFrameLocks xmlns:a="http://schemas.openxmlformats.org/drawingml/2006/main" noChangeAspect="1"/>
-            </wp:cNvGraphicFramePr>
-            <a:graphic xmlns:a="http://schemas.openxmlformats.org/drawingml/2006/main">
-              <a:graphicData uri="http://schemas.openxmlformats.org/drawingml/2006/picture">
-                <pic:pic xmlns:pic="http://schemas.openxmlformats.org/drawingml/2006/picture">
-                  <pic:nvPicPr>
-                    <pic:cNvPr id="1" name=""/>
-                    <pic:cNvPicPr/>
-                  </pic:nvPicPr>
-                  <pic:blipFill>
-                    <a:blip r:embed="rId6"/>
-                    <a:stretch>
-                      <a:fillRect/>
-                    </a:stretch>
-                  </pic:blipFill>
-                  <pic:spPr>
-                    <a:xfrm>
-                      <a:off x="0" y="0"/>
-                      <a:ext cx="1895740" cy="676369"/>
-                    </a:xfrm>
-                    <a:prstGeom prst="rect">
-                      <a:avLst/>
-                    </a:prstGeom>
-                  </pic:spPr>
-                </pic:pic>
-              </a:graphicData>
-            </a:graphic>
-          </wp:inline>
-        </w:drawing>
-      </w:r>
-    </w:p>
-    <w:p>
-      <w:r>
-        <w:t>Для всех компьютеров проверены доступы к компьютерам схожей и различной подсетей. Результаты подобны результатам выше.</w:t>
-      </w:r>
-    </w:p>
-    <w:p>
-      <w:r>
-        <w:t>3) Перехватить в WireShark пакеты с тегами и без тегов (nb!), результаты задокументировать</w:t>
-      </w:r>
-    </w:p>
-    <w:p>
-      <w:r>
-        <w:t xml:space="preserve">Пинг в </w:t>
-      </w:r>
-      <w:r>
-        <w:rPr>
-          <w:lang w:val="en-US"/>
-        </w:rPr>
-        <w:t>VLAN</w:t>
-      </w:r>
-      <w:r>
-        <w:t xml:space="preserve"> 20, </w:t>
-      </w:r>
-      <w:r>
-        <w:t>с меткой:</w:t>
-      </w:r>
-    </w:p>
-    <w:p>
-      <w:r>
-        <w:drawing>
-          <wp:inline distT="0" distB="0" distL="0" distR="0" wp14:anchorId="16DC3388" wp14:editId="68AA1B24">
-            <wp:extent cx="5940425" cy="1033780"/>
-            <wp:effectExtent l="0" t="0" r="3175" b="0"/>
-            <wp:docPr id="4" name="Рисунок 4"/>
             <wp:cNvGraphicFramePr>
               <a:graphicFrameLocks xmlns:a="http://schemas.openxmlformats.org/drawingml/2006/main" noChangeAspect="1"/>
             </wp:cNvGraphicFramePr>
@@ -519,7 +482,7 @@
                   <pic:spPr>
                     <a:xfrm>
                       <a:off x="0" y="0"/>
-                      <a:ext cx="5940425" cy="1033780"/>
+                      <a:ext cx="5601482" cy="1333686"/>
                     </a:xfrm>
                     <a:prstGeom prst="rect">
                       <a:avLst/>
@@ -533,30 +496,34 @@
       </w:r>
     </w:p>
     <w:p>
-      <w:r>
-        <w:t xml:space="preserve">Пинг в </w:t>
-      </w:r>
-      <w:r>
-        <w:rPr>
-          <w:lang w:val="en-US"/>
-        </w:rPr>
-        <w:t xml:space="preserve">VLAN 333, </w:t>
-      </w:r>
-      <w:r>
-        <w:t>без метки (</w:t>
-      </w:r>
-      <w:r>
-        <w:rPr>
-          <w:lang w:val="en-US"/>
-        </w:rPr>
-        <w:t>Native VLAN)</w:t>
-      </w:r>
-      <w:r>
+      <w:pPr>
+        <w:rPr>
+          <w:lang w:val="en-US"/>
+        </w:rPr>
+      </w:pPr>
+      <w:r>
+        <w:rPr>
+          <w:lang w:val="en-US"/>
+        </w:rPr>
+        <w:t>Ping 10.10.33.2</w:t>
+      </w:r>
+    </w:p>
+    <w:p>
+      <w:pPr>
+        <w:rPr>
+          <w:lang w:val="en-US"/>
+        </w:rPr>
+      </w:pPr>
+      <w:r>
+        <w:rPr>
+          <w:noProof/>
+          <w:lang w:val="en-US"/>
+        </w:rPr>
         <w:drawing>
-          <wp:inline distT="0" distB="0" distL="0" distR="0" wp14:anchorId="0D48D29B" wp14:editId="601E2447">
-            <wp:extent cx="5940425" cy="1659255"/>
-            <wp:effectExtent l="0" t="0" r="3175" b="0"/>
-            <wp:docPr id="5" name="Рисунок 5"/>
+          <wp:inline distT="0" distB="0" distL="0" distR="0" wp14:anchorId="0D19E6CD" wp14:editId="35B810F4">
+            <wp:extent cx="1895740" cy="676369"/>
+            <wp:effectExtent l="0" t="0" r="9525" b="0"/>
+            <wp:docPr id="3" name="Рисунок 3"/>
             <wp:cNvGraphicFramePr>
               <a:graphicFrameLocks xmlns:a="http://schemas.openxmlformats.org/drawingml/2006/main" noChangeAspect="1"/>
             </wp:cNvGraphicFramePr>
@@ -576,6 +543,166 @@
                   <pic:spPr>
                     <a:xfrm>
                       <a:off x="0" y="0"/>
+                      <a:ext cx="1895740" cy="676369"/>
+                    </a:xfrm>
+                    <a:prstGeom prst="rect">
+                      <a:avLst/>
+                    </a:prstGeom>
+                  </pic:spPr>
+                </pic:pic>
+              </a:graphicData>
+            </a:graphic>
+          </wp:inline>
+        </w:drawing>
+      </w:r>
+    </w:p>
+    <w:p>
+      <w:r>
+        <w:t>Для всех компьютеров проверены доступы к компьютерам схожей и различной подсетей. Результаты подобны результатам выше.</w:t>
+      </w:r>
+    </w:p>
+    <w:p>
+      <w:r>
+        <w:t xml:space="preserve">3) Перехватить в </w:t>
+      </w:r>
+      <w:proofErr w:type="spellStart"/>
+      <w:r>
+        <w:t>WireShark</w:t>
+      </w:r>
+      <w:proofErr w:type="spellEnd"/>
+      <w:r>
+        <w:t xml:space="preserve"> пакеты с тегами и без тегов (</w:t>
+      </w:r>
+      <w:proofErr w:type="spellStart"/>
+      <w:r>
+        <w:t>nb</w:t>
+      </w:r>
+      <w:proofErr w:type="spellEnd"/>
+      <w:r>
+        <w:t>!), результаты задокументировать</w:t>
+      </w:r>
+    </w:p>
+    <w:p>
+      <w:r>
+        <w:t xml:space="preserve">Пинг в </w:t>
+      </w:r>
+      <w:r>
+        <w:rPr>
+          <w:lang w:val="en-US"/>
+        </w:rPr>
+        <w:t>VLAN</w:t>
+      </w:r>
+      <w:r>
+        <w:t xml:space="preserve"> 20, </w:t>
+      </w:r>
+      <w:r>
+        <w:t>с меткой:</w:t>
+      </w:r>
+    </w:p>
+    <w:p>
+      <w:r>
+        <w:rPr>
+          <w:noProof/>
+        </w:rPr>
+        <w:drawing>
+          <wp:inline distT="0" distB="0" distL="0" distR="0" wp14:anchorId="16DC3388" wp14:editId="68AA1B24">
+            <wp:extent cx="5940425" cy="1033780"/>
+            <wp:effectExtent l="0" t="0" r="3175" b="0"/>
+            <wp:docPr id="4" name="Рисунок 4"/>
+            <wp:cNvGraphicFramePr>
+              <a:graphicFrameLocks xmlns:a="http://schemas.openxmlformats.org/drawingml/2006/main" noChangeAspect="1"/>
+            </wp:cNvGraphicFramePr>
+            <a:graphic xmlns:a="http://schemas.openxmlformats.org/drawingml/2006/main">
+              <a:graphicData uri="http://schemas.openxmlformats.org/drawingml/2006/picture">
+                <pic:pic xmlns:pic="http://schemas.openxmlformats.org/drawingml/2006/picture">
+                  <pic:nvPicPr>
+                    <pic:cNvPr id="1" name=""/>
+                    <pic:cNvPicPr/>
+                  </pic:nvPicPr>
+                  <pic:blipFill>
+                    <a:blip r:embed="rId9"/>
+                    <a:stretch>
+                      <a:fillRect/>
+                    </a:stretch>
+                  </pic:blipFill>
+                  <pic:spPr>
+                    <a:xfrm>
+                      <a:off x="0" y="0"/>
+                      <a:ext cx="5940425" cy="1033780"/>
+                    </a:xfrm>
+                    <a:prstGeom prst="rect">
+                      <a:avLst/>
+                    </a:prstGeom>
+                  </pic:spPr>
+                </pic:pic>
+              </a:graphicData>
+            </a:graphic>
+          </wp:inline>
+        </w:drawing>
+      </w:r>
+    </w:p>
+    <w:p>
+      <w:r>
+        <w:t xml:space="preserve">Пинг в </w:t>
+      </w:r>
+      <w:r>
+        <w:rPr>
+          <w:lang w:val="en-US"/>
+        </w:rPr>
+        <w:t>VLAN</w:t>
+      </w:r>
+      <w:r>
+        <w:t xml:space="preserve"> 333, </w:t>
+      </w:r>
+      <w:r>
+        <w:t>без метки (</w:t>
+      </w:r>
+      <w:r>
+        <w:rPr>
+          <w:lang w:val="en-US"/>
+        </w:rPr>
+        <w:t>Native</w:t>
+      </w:r>
+      <w:r>
+        <w:t xml:space="preserve"> </w:t>
+      </w:r>
+      <w:r>
+        <w:rPr>
+          <w:lang w:val="en-US"/>
+        </w:rPr>
+        <w:t>VLAN</w:t>
+      </w:r>
+      <w:r>
+        <w:t>)</w:t>
+      </w:r>
+      <w:r>
+        <w:rPr>
+          <w:noProof/>
+        </w:rPr>
+        <w:drawing>
+          <wp:inline distT="0" distB="0" distL="0" distR="0" wp14:anchorId="0D48D29B" wp14:editId="601E2447">
+            <wp:extent cx="5940425" cy="1659255"/>
+            <wp:effectExtent l="0" t="0" r="3175" b="0"/>
+            <wp:docPr id="5" name="Рисунок 5"/>
+            <wp:cNvGraphicFramePr>
+              <a:graphicFrameLocks xmlns:a="http://schemas.openxmlformats.org/drawingml/2006/main" noChangeAspect="1"/>
+            </wp:cNvGraphicFramePr>
+            <a:graphic xmlns:a="http://schemas.openxmlformats.org/drawingml/2006/main">
+              <a:graphicData uri="http://schemas.openxmlformats.org/drawingml/2006/picture">
+                <pic:pic xmlns:pic="http://schemas.openxmlformats.org/drawingml/2006/picture">
+                  <pic:nvPicPr>
+                    <pic:cNvPr id="1" name=""/>
+                    <pic:cNvPicPr/>
+                  </pic:nvPicPr>
+                  <pic:blipFill>
+                    <a:blip r:embed="rId10"/>
+                    <a:stretch>
+                      <a:fillRect/>
+                    </a:stretch>
+                  </pic:blipFill>
+                  <pic:spPr>
+                    <a:xfrm>
+                      <a:off x="0" y="0"/>
                       <a:ext cx="5940425" cy="1659255"/>
                     </a:xfrm>
                     <a:prstGeom prst="rect">
@@ -597,6 +724,56 @@
     </w:sectPr>
   </w:body>
 </w:document>
+</file>
+
+<file path=word/endnotes.xml><?xml version="1.0" encoding="utf-8"?>
+<w:endnotes xmlns:wpc="http://schemas.microsoft.com/office/word/2010/wordprocessingCanvas" xmlns:cx="http://schemas.microsoft.com/office/drawing/2014/chartex" xmlns:cx1="http://schemas.microsoft.com/office/drawing/2015/9/8/chartex" xmlns:cx2="http://schemas.microsoft.com/office/drawing/2015/10/21/chartex" xmlns:cx3="http://schemas.microsoft.com/office/drawing/2016/5/9/chartex" xmlns:cx4="http://schemas.microsoft.com/office/drawing/2016/5/10/chartex" xmlns:cx5="http://schemas.microsoft.com/office/drawing/2016/5/11/chartex" xmlns:cx6="http://schemas.microsoft.com/office/drawing/2016/5/12/chartex" xmlns:cx7="http://schemas.microsoft.com/office/drawing/2016/5/13/chartex" xmlns:cx8="http://schemas.microsoft.com/office/drawing/2016/5/14/chartex" xmlns:mc="http://schemas.openxmlformats.org/markup-compatibility/2006" xmlns:aink="http://schemas.microsoft.com/office/drawing/2016/ink" xmlns:am3d="http://schemas.microsoft.com/office/drawing/2017/model3d" xmlns:o="urn:schemas-microsoft-com:office:office" xmlns:r="http://schemas.openxmlformats.org/officeDocument/2006/relationships" xmlns:m="http://schemas.openxmlformats.org/officeDocument/2006/math" xmlns:v="urn:schemas-microsoft-com:vml" xmlns:wp14="http://schemas.microsoft.com/office/word/2010/wordprocessingDrawing" xmlns:wp="http://schemas.openxmlformats.org/drawingml/2006/wordprocessingDrawing" xmlns:w10="urn:schemas-microsoft-com:office:word" xmlns:w="http://schemas.openxmlformats.org/wordprocessingml/2006/main" xmlns:w14="http://schemas.microsoft.com/office/word/2010/wordml" xmlns:w15="http://schemas.microsoft.com/office/word/2012/wordml" xmlns:w16cex="http://schemas.microsoft.com/office/word/2018/wordml/cex" xmlns:w16cid="http://schemas.microsoft.com/office/word/2016/wordml/cid" xmlns:w16="http://schemas.microsoft.com/office/word/2018/wordml" xmlns:w16sdtdh="http://schemas.microsoft.com/office/word/2020/wordml/sdtdatahash" xmlns:w16se="http://schemas.microsoft.com/office/word/2015/wordml/symex" xmlns:wpg="http://schemas.microsoft.com/office/word/2010/wordprocessingGroup" xmlns:wpi="http://schemas.microsoft.com/office/word/2010/wordprocessingInk" xmlns:wne="http://schemas.microsoft.com/office/word/2006/wordml" xmlns:wps="http://schemas.microsoft.com/office/word/2010/wordprocessingShape" mc:Ignorable="w14 w15 w16se w16cid w16 w16cex w16sdtdh wp14">
+  <w:endnote w:type="separator" w:id="-1">
+    <w:p>
+      <w:pPr>
+        <w:spacing w:after="0" w:line="240" w:lineRule="auto"/>
+      </w:pPr>
+      <w:r>
+        <w:separator/>
+      </w:r>
+    </w:p>
+  </w:endnote>
+  <w:endnote w:type="continuationSeparator" w:id="0">
+    <w:p>
+      <w:pPr>
+        <w:spacing w:after="0" w:line="240" w:lineRule="auto"/>
+      </w:pPr>
+      <w:r>
+        <w:continuationSeparator/>
+      </w:r>
+    </w:p>
+  </w:endnote>
+</w:endnotes>
+</file>
+
+<file path=word/footnotes.xml><?xml version="1.0" encoding="utf-8"?>
+<w:footnotes xmlns:wpc="http://schemas.microsoft.com/office/word/2010/wordprocessingCanvas" xmlns:cx="http://schemas.microsoft.com/office/drawing/2014/chartex" xmlns:cx1="http://schemas.microsoft.com/office/drawing/2015/9/8/chartex" xmlns:cx2="http://schemas.microsoft.com/office/drawing/2015/10/21/chartex" xmlns:cx3="http://schemas.microsoft.com/office/drawing/2016/5/9/chartex" xmlns:cx4="http://schemas.microsoft.com/office/drawing/2016/5/10/chartex" xmlns:cx5="http://schemas.microsoft.com/office/drawing/2016/5/11/chartex" xmlns:cx6="http://schemas.microsoft.com/office/drawing/2016/5/12/chartex" xmlns:cx7="http://schemas.microsoft.com/office/drawing/2016/5/13/chartex" xmlns:cx8="http://schemas.microsoft.com/office/drawing/2016/5/14/chartex" xmlns:mc="http://schemas.openxmlformats.org/markup-compatibility/2006" xmlns:aink="http://schemas.microsoft.com/office/drawing/2016/ink" xmlns:am3d="http://schemas.microsoft.com/office/drawing/2017/model3d" xmlns:o="urn:schemas-microsoft-com:office:office" xmlns:r="http://schemas.openxmlformats.org/officeDocument/2006/relationships" xmlns:m="http://schemas.openxmlformats.org/officeDocument/2006/math" xmlns:v="urn:schemas-microsoft-com:vml" xmlns:wp14="http://schemas.microsoft.com/office/word/2010/wordprocessingDrawing" xmlns:wp="http://schemas.openxmlformats.org/drawingml/2006/wordprocessingDrawing" xmlns:w10="urn:schemas-microsoft-com:office:word" xmlns:w="http://schemas.openxmlformats.org/wordprocessingml/2006/main" xmlns:w14="http://schemas.microsoft.com/office/word/2010/wordml" xmlns:w15="http://schemas.microsoft.com/office/word/2012/wordml" xmlns:w16cex="http://schemas.microsoft.com/office/word/2018/wordml/cex" xmlns:w16cid="http://schemas.microsoft.com/office/word/2016/wordml/cid" xmlns:w16="http://schemas.microsoft.com/office/word/2018/wordml" xmlns:w16sdtdh="http://schemas.microsoft.com/office/word/2020/wordml/sdtdatahash" xmlns:w16se="http://schemas.microsoft.com/office/word/2015/wordml/symex" xmlns:wpg="http://schemas.microsoft.com/office/word/2010/wordprocessingGroup" xmlns:wpi="http://schemas.microsoft.com/office/word/2010/wordprocessingInk" xmlns:wne="http://schemas.microsoft.com/office/word/2006/wordml" xmlns:wps="http://schemas.microsoft.com/office/word/2010/wordprocessingShape" mc:Ignorable="w14 w15 w16se w16cid w16 w16cex w16sdtdh wp14">
+  <w:footnote w:type="separator" w:id="-1">
+    <w:p>
+      <w:pPr>
+        <w:spacing w:after="0" w:line="240" w:lineRule="auto"/>
+      </w:pPr>
+      <w:r>
+        <w:separator/>
+      </w:r>
+    </w:p>
+  </w:footnote>
+  <w:footnote w:type="continuationSeparator" w:id="0">
+    <w:p>
+      <w:pPr>
+        <w:spacing w:after="0" w:line="240" w:lineRule="auto"/>
+      </w:pPr>
+      <w:r>
+        <w:continuationSeparator/>
+      </w:r>
+    </w:p>
+  </w:footnote>
+</w:footnotes>
 </file>
 
 <file path=word/styles.xml><?xml version="1.0" encoding="utf-8"?>
@@ -1036,6 +1213,50 @@
       <w:contextualSpacing/>
     </w:pPr>
   </w:style>
+  <w:style w:type="paragraph" w:styleId="a4">
+    <w:name w:val="header"/>
+    <w:basedOn w:val="a"/>
+    <w:link w:val="a5"/>
+    <w:uiPriority w:val="99"/>
+    <w:unhideWhenUsed/>
+    <w:rsid w:val="00372D36"/>
+    <w:pPr>
+      <w:tabs>
+        <w:tab w:val="center" w:pos="4677"/>
+        <w:tab w:val="right" w:pos="9355"/>
+      </w:tabs>
+      <w:spacing w:after="0" w:line="240" w:lineRule="auto"/>
+    </w:pPr>
+  </w:style>
+  <w:style w:type="character" w:customStyle="1" w:styleId="a5">
+    <w:name w:val="Верхний колонтитул Знак"/>
+    <w:basedOn w:val="a0"/>
+    <w:link w:val="a4"/>
+    <w:uiPriority w:val="99"/>
+    <w:rsid w:val="00372D36"/>
+  </w:style>
+  <w:style w:type="paragraph" w:styleId="a6">
+    <w:name w:val="footer"/>
+    <w:basedOn w:val="a"/>
+    <w:link w:val="a7"/>
+    <w:uiPriority w:val="99"/>
+    <w:unhideWhenUsed/>
+    <w:rsid w:val="00372D36"/>
+    <w:pPr>
+      <w:tabs>
+        <w:tab w:val="center" w:pos="4677"/>
+        <w:tab w:val="right" w:pos="9355"/>
+      </w:tabs>
+      <w:spacing w:after="0" w:line="240" w:lineRule="auto"/>
+    </w:pPr>
+  </w:style>
+  <w:style w:type="character" w:customStyle="1" w:styleId="a7">
+    <w:name w:val="Нижний колонтитул Знак"/>
+    <w:basedOn w:val="a0"/>
+    <w:link w:val="a6"/>
+    <w:uiPriority w:val="99"/>
+    <w:rsid w:val="00372D36"/>
+  </w:style>
 </w:styles>
 </file>
 

--- a/module4/lab3/lab3.docx
+++ b/module4/lab3/lab3.docx
@@ -80,6 +80,9 @@
       <w:proofErr w:type="spellEnd"/>
       <w:r>
         <w:t xml:space="preserve"> VLAN</w:t>
+      </w:r>
+      <w:r>
+        <w:t xml:space="preserve"> </w:t>
       </w:r>
     </w:p>
     <w:p>
